--- a/ML_System_Design/ML_SD_M11_Scaling.docx
+++ b/ML_System_Design/ML_SD_M11_Scaling.docx
@@ -846,7 +846,7 @@
       <w:r>
         <w:drawing>
           <wp:inline>
-            <wp:extent cx="5334000" cy="2750170"/>
+            <wp:extent cx="5727700" cy="2953159"/>
             <wp:effectExtent b="0" l="0" r="0" t="0"/>
             <wp:docPr descr="An ML system splits into three scaling axes — data, training, and serving — each with its own bottleneck and its own fix." title="" id="11" name="Picture"/>
             <a:graphic>
@@ -867,7 +867,7 @@
                   <pic:spPr bwMode="auto">
                     <a:xfrm>
                       <a:off x="0" y="0"/>
-                      <a:ext cx="5334000" cy="2750170"/>
+                      <a:ext cx="5727700" cy="2953159"/>
                     </a:xfrm>
                     <a:prstGeom prst="rect">
                       <a:avLst/>
@@ -1261,7 +1261,7 @@
       <w:r>
         <w:drawing>
           <wp:inline>
-            <wp:extent cx="5334000" cy="2750170"/>
+            <wp:extent cx="5727700" cy="2953159"/>
             <wp:effectExtent b="0" l="0" r="0" t="0"/>
             <wp:docPr descr="Sharding splits data across nodes for capacity; replication copies the same data for read throughput and availability." title="" id="18" name="Picture"/>
             <a:graphic>
@@ -1282,7 +1282,7 @@
                   <pic:spPr bwMode="auto">
                     <a:xfrm>
                       <a:off x="0" y="0"/>
-                      <a:ext cx="5334000" cy="2750170"/>
+                      <a:ext cx="5727700" cy="2953159"/>
                     </a:xfrm>
                     <a:prstGeom prst="rect">
                       <a:avLst/>
@@ -2002,7 +2002,7 @@
       <w:r>
         <w:drawing>
           <wp:inline>
-            <wp:extent cx="5334000" cy="2461846"/>
+            <wp:extent cx="5727700" cy="2643553"/>
             <wp:effectExtent b="0" l="0" r="0" t="0"/>
             <wp:docPr descr="In data-parallel training each GPU computes gradients on its own shard, then all-reduce sums and shares them so every GPU stays in sync." title="" id="26" name="Picture"/>
             <a:graphic>
@@ -2023,7 +2023,7 @@
                   <pic:spPr bwMode="auto">
                     <a:xfrm>
                       <a:off x="0" y="0"/>
-                      <a:ext cx="5334000" cy="2461846"/>
+                      <a:ext cx="5727700" cy="2643553"/>
                     </a:xfrm>
                     <a:prstGeom prst="rect">
                       <a:avLst/>
@@ -2744,7 +2744,7 @@
       <w:r>
         <w:drawing>
           <wp:inline>
-            <wp:extent cx="5334000" cy="2628143"/>
+            <wp:extent cx="5727700" cy="2822125"/>
             <wp:effectExtent b="0" l="0" r="0" t="0"/>
             <wp:docPr descr="Size an embedding table with N x d x 4 bytes; shrink it by sharding across parameter servers or by hashing ids into a fixed-size table." title="" id="34" name="Picture"/>
             <a:graphic>
@@ -2765,7 +2765,7 @@
                   <pic:spPr bwMode="auto">
                     <a:xfrm>
                       <a:off x="0" y="0"/>
-                      <a:ext cx="5334000" cy="2628143"/>
+                      <a:ext cx="5727700" cy="2822125"/>
                     </a:xfrm>
                     <a:prstGeom prst="rect">
                       <a:avLst/>
@@ -3383,7 +3383,7 @@
       <w:r>
         <w:drawing>
           <wp:inline>
-            <wp:extent cx="5334000" cy="2750170"/>
+            <wp:extent cx="5727700" cy="2953159"/>
             <wp:effectExtent b="0" l="0" r="0" t="0"/>
             <wp:docPr descr="Vertical scaling makes one box bigger and hits a ceiling; horizontal scaling adds many boxes behind a load balancer." title="" id="42" name="Picture"/>
             <a:graphic>
@@ -3404,7 +3404,7 @@
                   <pic:spPr bwMode="auto">
                     <a:xfrm>
                       <a:off x="0" y="0"/>
-                      <a:ext cx="5334000" cy="2750170"/>
+                      <a:ext cx="5727700" cy="2953159"/>
                     </a:xfrm>
                     <a:prstGeom prst="rect">
                       <a:avLst/>
@@ -3727,7 +3727,7 @@
       <w:r>
         <w:drawing>
           <wp:inline>
-            <wp:extent cx="5334000" cy="2750170"/>
+            <wp:extent cx="5727700" cy="2953159"/>
             <wp:effectExtent b="0" l="0" r="0" t="0"/>
             <wp:docPr descr="An autoscaler watches QPS and p99 latency, adds replicas when load is high, and removes them when load is low to save cost." title="" id="47" name="Picture"/>
             <a:graphic>
@@ -3748,7 +3748,7 @@
                   <pic:spPr bwMode="auto">
                     <a:xfrm>
                       <a:off x="0" y="0"/>
-                      <a:ext cx="5334000" cy="2750170"/>
+                      <a:ext cx="5727700" cy="2953159"/>
                     </a:xfrm>
                     <a:prstGeom prst="rect">
                       <a:avLst/>
@@ -4134,7 +4134,7 @@
       <w:r>
         <w:drawing>
           <wp:inline>
-            <wp:extent cx="5334000" cy="2703335"/>
+            <wp:extent cx="5727700" cy="2902867"/>
             <wp:effectExtent b="0" l="0" r="0" t="0"/>
             <wp:docPr descr="The trade-off triangle: low latency, low cost, and high throughput — you can optimize for two, but not all three at once." title="" id="53" name="Picture"/>
             <a:graphic>
@@ -4155,7 +4155,7 @@
                   <pic:spPr bwMode="auto">
                     <a:xfrm>
                       <a:off x="0" y="0"/>
-                      <a:ext cx="5334000" cy="2703335"/>
+                      <a:ext cx="5727700" cy="2902867"/>
                     </a:xfrm>
                     <a:prstGeom prst="rect">
                       <a:avLst/>
@@ -4584,7 +4584,7 @@
       <w:r>
         <w:drawing>
           <wp:inline>
-            <wp:extent cx="5334000" cy="2540650"/>
+            <wp:extent cx="5727700" cy="2728174"/>
             <wp:effectExtent b="0" l="0" r="0" t="0"/>
             <wp:docPr descr="Scaling from 1k to 100k QPS is a systems problem: replicate stateless servers, cache hot predictions, batch on GPUs, shard the store, and autoscale." title="" id="58" name="Picture"/>
             <a:graphic>
@@ -4605,7 +4605,7 @@
                   <pic:spPr bwMode="auto">
                     <a:xfrm>
                       <a:off x="0" y="0"/>
-                      <a:ext cx="5334000" cy="2540650"/>
+                      <a:ext cx="5727700" cy="2728174"/>
                     </a:xfrm>
                     <a:prstGeom prst="rect">
                       <a:avLst/>
@@ -8212,6 +8212,8 @@
       <w:footnotePr>
         <w:numRestart w:val="eachSect"/>
       </w:footnotePr>
+      <w:pgSz w:h="16838" w:w="11906"/>
+      <w:pgMar w:bottom="1440" w:footer="720" w:gutter="0" w:header="720" w:left="1440" w:right="1440" w:top="1440"/>
     </w:sectPr>
   </w:body>
 </w:document>
